--- a/dosyalar/bep/arapca-6-sinif-bep-performans.docx
+++ b/dosyalar/bep/arapca-6-sinif-bep-performans.docx
@@ -13386,7 +13386,7 @@
                 <w:rtl/>
                 <w:lang w:bidi="ar-SA"/>
               </w:rPr>
-              <w:t xml:space="preserve">جَدَّة</w:t>
+              <w:t xml:space="preserve">جَدَّة</w:t>
             </w:r>
           </w:p>
           <w:p>
@@ -13534,7 +13534,7 @@
                 <w:rtl/>
                 <w:lang w:bidi="ar-SA"/>
               </w:rPr>
-              <w:t xml:space="preserve">اَلْأَقارِب</w:t>
+              <w:t xml:space="preserve">اَلأَقارِب</w:t>
             </w:r>
           </w:p>
           <w:p>
@@ -13764,7 +13764,7 @@
                 <w:rtl/>
                 <w:lang w:bidi="ar-SA"/>
               </w:rPr>
-              <w:t xml:space="preserve">أَقْسامُ الْمَدْرَسَة</w:t>
+              <w:t xml:space="preserve">أَقْسامُ المَدْرَسَة</w:t>
             </w:r>
           </w:p>
           <w:p>
@@ -13825,7 +13825,7 @@
                 <w:rtl/>
                 <w:lang w:bidi="ar-SA"/>
               </w:rPr>
-              <w:t xml:space="preserve">أَدَواتُ الْمَدْرَسَة</w:t>
+              <w:t xml:space="preserve">أَدَواتُ المَدْرَسَة</w:t>
             </w:r>
           </w:p>
           <w:p>
@@ -14217,7 +14217,7 @@
                 <w:rtl/>
                 <w:lang w:bidi="ar-SA"/>
               </w:rPr>
-              <w:t xml:space="preserve">سَبّورَة ذَكِيَّة</w:t>
+              <w:t xml:space="preserve">سَبّورَة ذَكِيَّة</w:t>
             </w:r>
           </w:p>
           <w:p>
@@ -15156,7 +15156,7 @@
                 <w:rtl/>
                 <w:lang w:bidi="ar-SA"/>
               </w:rPr>
-              <w:t xml:space="preserve">اَلْيَوْم</w:t>
+              <w:t xml:space="preserve">اَليَوْم</w:t>
             </w:r>
           </w:p>
           <w:p>
@@ -15217,7 +15217,7 @@
                 <w:rtl/>
                 <w:lang w:bidi="ar-SA"/>
               </w:rPr>
-              <w:t xml:space="preserve">مِظَلَّة</w:t>
+              <w:t xml:space="preserve">مِظَلَّة</w:t>
             </w:r>
           </w:p>
           <w:p>

--- a/dosyalar/bep/arapca-6-sinif-bep-performans.docx
+++ b/dosyalar/bep/arapca-6-sinif-bep-performans.docx
@@ -81,7 +81,7 @@
                 <w:sz w:val="18"/>
                 <w:szCs w:val="18"/>
               </w:rPr>
-              <w:t xml:space="preserve">2026-2027 · Arapça Dersi · 6. Sınıf · 2025 Arapça Dersi Öğretim Programı (5-8. sınıflar)</w:t>
+              <w:t xml:space="preserve">2026-2027 · Arapça Dersi · 6. Sınıf · Arapça Dersi Öğretim Programı (5-8. sınıflar)</w:t>
             </w:r>
           </w:p>
         </w:tc>
